--- a/manuscript/title_page.docx
+++ b/manuscript/title_page.docx
@@ -86,7 +86,7 @@
         <w:jc w:val="both"/>
       </w:pPr>
       <w:r>
-        <w:t xml:space="preserve">Security operations centres increasingly receive not only alerts from machine-learning intrusion detection systems but also explanations for them, produced by post-hoc methods such as SHAP. A natural but largely untested assumption in this literature is that when two independent explainers agree, that agreement signals a trustworthy prediction; existing consistency checks compare two post-hoc approximations, whose agreement cannot rule out a shared approximation artefact. We test this assumption directly by embedding a glass-box model, the Explainable Boosting Machine (EBM), whose feature attributions are exact by construction, as a base learner inside a heterogeneous stacked ensemble (CatBoost, ExtraTrees, EBM) trained on CICIDS-2017 (99.83% accuracy, 0.9984 weighted F1, exceeding a LightGBM reference by 28.1% relative error reduction) and replicated natively on UNSW-NB15. Using the resulting embedded exact reference, we test whether SHAP-versus-EBM attribution divergence functions as a deployable trust signal, benchmarked against a paired-DeLong-tested confidence baseline across two scenarios: per-alert error prediction and detection of genuinely novel, never-trained attack classes. It largely does not. Divergence underperforms confidence in the majority of tested conditions, its relationship to error reverses sign between datasets, and a positive result on one held-out attack class (PortScan, AUROC 0.774) fails to replicate across three others (AUROC 0.19–0.32). We further show, via independent model refits, that single-point explanation-agreement estimates carry meaningful refit-to-refit variability that standard bootstrap confidence intervals do not capture, and that CICIDS-2017’s day-siloed attack structure structurally precludes a naive temporal train/test split, a limitation not previously documented for this widely-used benchmark. We report these as rigorously-tested findings that correct an unverified assumption underlying a growing body of explainable-NIDS work, rather than as a positive capability claim.</w:t>
+        <w:t xml:space="preserve">Security operations centres increasingly receive not only alerts from machine-learning intrusion detection systems but also explanations for them, produced by post-hoc methods such as SHAP. A natural but untested assumption in this literature is that agreement between two independent explainers signals a trustworthy prediction; existing consistency checks compare two post-hoc approximations, which cannot rule out a shared artefact. We test this assumption directly by embedding a glass-box model, the Explainable Boosting Machine (EBM), whose feature attributions are exact by construction, as a base learner inside a heterogeneous stacked ensemble trained on CICIDS-2017 (99.83% accuracy, 0.9984 weighted F1, exceeding a LightGBM reference by 28.1% relative error reduction) and replicated natively on UNSW-NB15. Using this embedded exact reference, we test whether SHAP-versus-EBM divergence functions as a deployable trust signal against a paired-DeLong-tested confidence baseline across two scenarios: per-alert error prediction and detecting never-trained attack classes. It largely does not. Divergence underperforms confidence in the majority of tested conditions, its relationship to error reverses sign between datasets, and a positive result on one held-out class (PortScan, AUROC 0.774) fails to replicate across three others (AUROC 0.19–0.32). We further show that single-point explanation-agreement estimates carry refit-to-refit variability beyond what standard bootstrap confidence intervals capture, and that CICIDS-2017’s day-siloed attack structure precludes a naive temporal train/test split, a limitation not previously documented for this widely-used benchmark. We report these as rigorously-tested findings correcting an unverified assumption in a growing body of explainable-NIDS work, not a positive capability claim.</w:t>
       </w:r>
     </w:p>
     <w:p>
